--- a/reports/acdr2026_staff_deployment/ACDR2026_Draft_Agenda_EN_1001.docx
+++ b/reports/acdr2026_staff_deployment/ACDR2026_Draft_Agenda_EN_1001.docx
@@ -23,7 +23,7 @@
           <w:szCs w:val="22"/>
           <w:lang w:eastAsia="ja-JP"/>
         </w:rPr>
-        <w:t>Draft as of 30 September 2026</w:t>
+        <w:t>Draft as of 1 October 2026</w:t>
       </w:r>
     </w:p>
     <w:p>
